--- a/dbms report file.docx
+++ b/dbms report file.docx
@@ -458,7 +458,21 @@
           <w:lang w:val="en-US"/>
           <w14:ligatures w14:val="none"/>
         </w:rPr>
-        <w:t>Dr. Amit Kukker</w:t>
+        <w:t>Dr. A</w:t>
+      </w:r>
+      <w:r>
+        <w:rPr>
+          <w:rFonts w:ascii="Times New Roman" w:eastAsia="Times New Roman" w:hAnsi="Times New Roman" w:cs="Times New Roman"/>
+          <w:b/>
+          <w:bCs/>
+          <w:spacing w:val="-2"/>
+          <w:kern w:val="0"/>
+          <w:sz w:val="30"/>
+          <w:szCs w:val="30"/>
+          <w:lang w:val="en-US"/>
+          <w14:ligatures w14:val="none"/>
+        </w:rPr>
+        <w:t>nirudh Gaikwad</w:t>
       </w:r>
     </w:p>
     <w:p>
@@ -2788,7 +2802,18 @@
           <w:lang w:val="en-US"/>
           <w14:ligatures w14:val="none"/>
         </w:rPr>
-        <w:t>Dr. Amit Kukker</w:t>
+        <w:t>Dr. A</w:t>
+      </w:r>
+      <w:r>
+        <w:rPr>
+          <w:rFonts w:ascii="Times New Roman" w:eastAsia="Times New Roman" w:hAnsi="Times New Roman" w:cs="Times New Roman"/>
+          <w:kern w:val="0"/>
+          <w:sz w:val="22"/>
+          <w:szCs w:val="22"/>
+          <w:lang w:val="en-US"/>
+          <w14:ligatures w14:val="none"/>
+        </w:rPr>
+        <w:t>nirudh Gaikwad</w:t>
       </w:r>
       <w:r>
         <w:rPr>
@@ -3926,41 +3951,13 @@
           <w:lang w:val="en-US"/>
         </w:rPr>
       </w:pPr>
-      <w:proofErr w:type="spellStart"/>
-      <w:r>
-        <w:rPr>
-          <w:sz w:val="26"/>
-          <w:szCs w:val="26"/>
-          <w:lang w:val="en-US"/>
-        </w:rPr>
-        <w:t>BookNest</w:t>
-      </w:r>
-      <w:proofErr w:type="spellEnd"/>
-      <w:r>
-        <w:rPr>
-          <w:sz w:val="26"/>
-          <w:szCs w:val="26"/>
-          <w:lang w:val="en-US"/>
-        </w:rPr>
-        <w:t xml:space="preserve"> is a web-based, database-driven application designed to automate and streamline the process of book lending and community-based reading management. The system addresses a common real-world problem faced by libraries and reading communities — the reliance on manual, paper-based record keeping that is slow, error-prone, and difficult to scale. By replacing these traditional methods with a centralized digital platform, </w:t>
-      </w:r>
-      <w:proofErr w:type="spellStart"/>
-      <w:r>
-        <w:rPr>
-          <w:sz w:val="26"/>
-          <w:szCs w:val="26"/>
-          <w:lang w:val="en-US"/>
-        </w:rPr>
-        <w:t>BookNest</w:t>
-      </w:r>
-      <w:proofErr w:type="spellEnd"/>
-      <w:r>
-        <w:rPr>
-          <w:sz w:val="26"/>
-          <w:szCs w:val="26"/>
-          <w:lang w:val="en-US"/>
-        </w:rPr>
-        <w:t xml:space="preserve"> provides a reliable single source of truth for all book, member, and lending data.</w:t>
+      <w:r>
+        <w:rPr>
+          <w:sz w:val="26"/>
+          <w:szCs w:val="26"/>
+          <w:lang w:val="en-US"/>
+        </w:rPr>
+        <w:t>BookNest is a web-based, database-driven application designed to automate and streamline the process of book lending and community-based reading management. The system addresses a common real-world problem faced by libraries and reading communities — the reliance on manual, paper-based record keeping that is slow, error-prone, and difficult to scale. By replacing these traditional methods with a centralized digital platform, BookNest provides a reliable single source of truth for all book, member, and lending data.</w:t>
       </w:r>
     </w:p>
     <w:p>
@@ -3979,61 +3976,7 @@
           <w:szCs w:val="26"/>
           <w:lang w:val="en-US"/>
         </w:rPr>
-        <w:t xml:space="preserve">The system is built on a modern and production-grade technology stack. The backend is developed using </w:t>
-      </w:r>
-      <w:proofErr w:type="spellStart"/>
-      <w:r>
-        <w:rPr>
-          <w:sz w:val="26"/>
-          <w:szCs w:val="26"/>
-          <w:lang w:val="en-US"/>
-        </w:rPr>
-        <w:t>FastAPI</w:t>
-      </w:r>
-      <w:proofErr w:type="spellEnd"/>
-      <w:r>
-        <w:rPr>
-          <w:sz w:val="26"/>
-          <w:szCs w:val="26"/>
-          <w:lang w:val="en-US"/>
-        </w:rPr>
-        <w:t xml:space="preserve">, a high-performance Python web framework, with </w:t>
-      </w:r>
-      <w:proofErr w:type="spellStart"/>
-      <w:r>
-        <w:rPr>
-          <w:sz w:val="26"/>
-          <w:szCs w:val="26"/>
-          <w:lang w:val="en-US"/>
-        </w:rPr>
-        <w:t>SQLAlchemy</w:t>
-      </w:r>
-      <w:proofErr w:type="spellEnd"/>
-      <w:r>
-        <w:rPr>
-          <w:sz w:val="26"/>
-          <w:szCs w:val="26"/>
-          <w:lang w:val="en-US"/>
-        </w:rPr>
-        <w:t xml:space="preserve"> serving as the ORM layer for clean and efficient database interaction. PostgreSQL is used as the primary relational database, storing all application data across four normalized tables — books, members, </w:t>
-      </w:r>
-      <w:proofErr w:type="spellStart"/>
-      <w:r>
-        <w:rPr>
-          <w:sz w:val="26"/>
-          <w:szCs w:val="26"/>
-          <w:lang w:val="en-US"/>
-        </w:rPr>
-        <w:t>lendings</w:t>
-      </w:r>
-      <w:proofErr w:type="spellEnd"/>
-      <w:r>
-        <w:rPr>
-          <w:sz w:val="26"/>
-          <w:szCs w:val="26"/>
-          <w:lang w:val="en-US"/>
-        </w:rPr>
-        <w:t>, and reviews — with foreign key constraints enforcing referential integrity throughout. The frontend is built using pure HTML, CSS, and JavaScript, keeping the interface lightweight, stateless, and directly connected to the backend through RESTful API calls.</w:t>
+        <w:t>The system is built on a modern and production-grade technology stack. The backend is developed using FastAPI, a high-performance Python web framework, with SQLAlchemy serving as the ORM layer for clean and efficient database interaction. PostgreSQL is used as the primary relational database, storing all application data across four normalized tables — books, members, lendings, and reviews — with foreign key constraints enforcing referential integrity throughout. The frontend is built using pure HTML, CSS, and JavaScript, keeping the interface lightweight, stateless, and directly connected to the backend through RESTful API calls.</w:t>
       </w:r>
     </w:p>
     <w:p>
@@ -4071,25 +4014,7 @@
           <w:szCs w:val="26"/>
           <w:lang w:val="en-US"/>
         </w:rPr>
-        <w:t xml:space="preserve">The main objective of this project is to demonstrate a complete, working DBMS solution — from relational schema design and ORM mapping to REST API development and a functional web interface. Through the development of </w:t>
-      </w:r>
-      <w:proofErr w:type="spellStart"/>
-      <w:r>
-        <w:rPr>
-          <w:sz w:val="26"/>
-          <w:szCs w:val="26"/>
-          <w:lang w:val="en-US"/>
-        </w:rPr>
-        <w:t>BookNest</w:t>
-      </w:r>
-      <w:proofErr w:type="spellEnd"/>
-      <w:r>
-        <w:rPr>
-          <w:sz w:val="26"/>
-          <w:szCs w:val="26"/>
-          <w:lang w:val="en-US"/>
-        </w:rPr>
-        <w:t>, practical knowledge of database normalization, API design, and full-stack integration has been gained, along with a deeper understanding of how real-world library management systems are built and maintained.</w:t>
+        <w:t>The main objective of this project is to demonstrate a complete, working DBMS solution — from relational schema design and ORM mapping to REST API development and a functional web interface. Through the development of BookNest, practical knowledge of database normalization, API design, and full-stack integration has been gained, along with a deeper understanding of how real-world library management systems are built and maintained.</w:t>
       </w:r>
     </w:p>
     <w:p>
@@ -10856,31 +10781,7 @@
           <w14:ligatures w14:val="none"/>
         </w:rPr>
         <w:lastRenderedPageBreak/>
-        <w:t xml:space="preserve">Chapter </w:t>
-      </w:r>
-      <w:proofErr w:type="gramStart"/>
-      <w:r>
-        <w:rPr>
-          <w:rFonts w:ascii="Times New Roman" w:eastAsia="Times New Roman" w:hAnsi="Times New Roman" w:cs="Times New Roman"/>
-          <w:b/>
-          <w:bCs/>
-          <w:kern w:val="0"/>
-          <w:lang w:val="en-US"/>
-          <w14:ligatures w14:val="none"/>
-        </w:rPr>
-        <w:t>6 :</w:t>
-      </w:r>
-      <w:proofErr w:type="gramEnd"/>
-      <w:r>
-        <w:rPr>
-          <w:rFonts w:ascii="Times New Roman" w:eastAsia="Times New Roman" w:hAnsi="Times New Roman" w:cs="Times New Roman"/>
-          <w:b/>
-          <w:bCs/>
-          <w:kern w:val="0"/>
-          <w:lang w:val="en-US"/>
-          <w14:ligatures w14:val="none"/>
-        </w:rPr>
-        <w:t xml:space="preserve"> REFERENCES</w:t>
+        <w:t>Chapter 6 : REFERENCES</w:t>
       </w:r>
     </w:p>
     <w:p>
